--- a/pr-preview/pr-214/limit-theorems-tracked-changes.docx
+++ b/pr-preview/pr-214/limit-theorems-tracked-changes.docx
@@ -26,7 +26,7 @@
       </w:pPr>
       <w:ins w:id="2" w:author="PR Preview" w:date="2026-01-01T00:00:00Z">
         <w:r>
-          <w:t xml:space="preserve">Last modified: 2026-10-18 16:47:26 (PDT)</w:t>
+          <w:t xml:space="preserve">Last modified: 2026-10-18 21:56:25 (PDT)</w:t>
         </w:r>
       </w:ins>
     </w:p>
@@ -18119,7 +18119,7 @@
       </w:ins>
       <w:ins w:id="32" w:author="PR Preview" w:date="2026-01-01T00:00:00Z">
         <w:r>
-          <w:t xml:space="preserve">Let</w:t>
+          <w:t xml:space="preserve">Let the free parameter be</w:t>
         </w:r>
       </w:ins>
       <w:ins w:id="33" w:author="PR Preview" w:date="2026-01-01T00:00:00Z">
@@ -25349,7 +25349,7 @@
       </w:pPr>
       <w:ins w:id="77" w:author="PR Preview" w:date="2026-01-01T00:00:00Z">
         <w:r>
-          <w:t xml:space="preserve">Let</w:t>
+          <w:t xml:space="preserve">Let the tolerance be</w:t>
         </w:r>
       </w:ins>
       <w:ins w:id="78" w:author="PR Preview" w:date="2026-01-01T00:00:00Z">
@@ -25378,7 +25378,7 @@
       </w:ins>
       <w:ins w:id="80" w:author="PR Preview" w:date="2026-01-01T00:00:00Z">
         <w:r>
-          <w:t xml:space="preserve">and let</w:t>
+          <w:t xml:space="preserve">and let the multiplier be</w:t>
         </w:r>
       </w:ins>
       <w:ins w:id="81" w:author="PR Preview" w:date="2026-01-01T00:00:00Z">

--- a/pr-preview/pr-214/limit-theorems-tracked-changes.docx
+++ b/pr-preview/pr-214/limit-theorems-tracked-changes.docx
@@ -26,7 +26,7 @@
       </w:pPr>
       <w:ins w:id="2" w:author="PR Preview" w:date="2026-01-01T00:00:00Z">
         <w:r>
-          <w:t xml:space="preserve">Last modified: 2026-10-18 21:56:25 (PDT)</w:t>
+          <w:t xml:space="preserve">Last modified: 2026-10-18 22:11:43 (PDT)</w:t>
         </w:r>
       </w:ins>
     </w:p>

--- a/pr-preview/pr-214/limit-theorems-tracked-changes.docx
+++ b/pr-preview/pr-214/limit-theorems-tracked-changes.docx
@@ -16,7 +16,7 @@
       </w:pPr>
       <w:del w:id="1" w:author="PR Preview" w:date="2026-01-01T00:00:00Z">
         <w:r>
-          <w:delText xml:space="preserve">Last modified: 2026-10-18 13:21:58 (PDT)</w:delText>
+          <w:delText xml:space="preserve">Last modified: 2026-10-18 23:49:20 (PDT)</w:delText>
         </w:r>
       </w:del>
     </w:p>
@@ -26,7 +26,7 @@
       </w:pPr>
       <w:ins w:id="2" w:author="PR Preview" w:date="2026-01-01T00:00:00Z">
         <w:r>
-          <w:t xml:space="preserve">Last modified: 2026-10-18 22:11:43 (PDT)</w:t>
+          <w:t xml:space="preserve">Last modified: 2026-10-19 00:02:54 (PDT)</w:t>
         </w:r>
       </w:ins>
     </w:p>
